--- a/en/data-mobilization/modules/ROOT/attachments/UC-HS-exercise-sheet_EN.docx
+++ b/en/data-mobilization/modules/ROOT/attachments/UC-HS-exercise-sheet_EN.docx
@@ -1,6 +1,6 @@
 
 <file path=word/document.xml><?xml version="1.0" encoding="utf-8"?>
-<w:document xmlns:wpc="http://schemas.microsoft.com/office/word/2010/wordprocessingCanvas" xmlns:cx="http://schemas.microsoft.com/office/drawing/2014/chartex" xmlns:cx1="http://schemas.microsoft.com/office/drawing/2015/9/8/chartex" xmlns:cx2="http://schemas.microsoft.com/office/drawing/2015/10/21/chartex" xmlns:cx3="http://schemas.microsoft.com/office/drawing/2016/5/9/chartex" xmlns:cx4="http://schemas.microsoft.com/office/drawing/2016/5/10/chartex" xmlns:cx5="http://schemas.microsoft.com/office/drawing/2016/5/11/chartex" xmlns:cx6="http://schemas.microsoft.com/office/drawing/2016/5/12/chartex" xmlns:cx7="http://schemas.microsoft.com/office/drawing/2016/5/13/chartex" xmlns:cx8="http://schemas.microsoft.com/office/drawing/2016/5/14/chartex" xmlns:mc="http://schemas.openxmlformats.org/markup-compatibility/2006" xmlns:aink="http://schemas.microsoft.com/office/drawing/2016/ink" xmlns:am3d="http://schemas.microsoft.com/office/drawing/2017/model3d" xmlns:o="urn:schemas-microsoft-com:office:office" xmlns:oel="http://schemas.microsoft.com/office/2019/extlst" xmlns:r="http://schemas.openxmlformats.org/officeDocument/2006/relationships" xmlns:m="http://schemas.openxmlformats.org/officeDocument/2006/math" xmlns:v="urn:schemas-microsoft-com:vml" xmlns:wp14="http://schemas.microsoft.com/office/word/2010/wordprocessingDrawing" xmlns:wp="http://schemas.openxmlformats.org/drawingml/2006/wordprocessingDrawing" xmlns:w10="urn:schemas-microsoft-com:office:word" xmlns:w="http://schemas.openxmlformats.org/wordprocessingml/2006/main" xmlns:w14="http://schemas.microsoft.com/office/word/2010/wordml" xmlns:w15="http://schemas.microsoft.com/office/word/2012/wordml" xmlns:w16cex="http://schemas.microsoft.com/office/word/2018/wordml/cex" xmlns:w16cid="http://schemas.microsoft.com/office/word/2016/wordml/cid" xmlns:w16="http://schemas.microsoft.com/office/word/2018/wordml" xmlns:w16du="http://schemas.microsoft.com/office/word/2023/wordml/word16du" xmlns:w16sdtdh="http://schemas.microsoft.com/office/word/2020/wordml/sdtdatahash" xmlns:w16sdtfl="http://schemas.microsoft.com/office/word/2024/wordml/sdtformatlock" xmlns:w16se="http://schemas.microsoft.com/office/word/2015/wordml/symex" xmlns:wpg="http://schemas.microsoft.com/office/word/2010/wordprocessingGroup" xmlns:wpi="http://schemas.microsoft.com/office/word/2010/wordprocessingInk" xmlns:wne="http://schemas.microsoft.com/office/word/2006/wordml" xmlns:wps="http://schemas.microsoft.com/office/word/2010/wordprocessingShape" mc:Ignorable="w14 w15 w16se w16cid w16 w16cex w16sdtdh w16sdtfl w16du wp14">
+<w:document xmlns:wpc="http://schemas.microsoft.com/office/word/2010/wordprocessingCanvas" xmlns:cx="http://schemas.microsoft.com/office/drawing/2014/chartex" xmlns:cx1="http://schemas.microsoft.com/office/drawing/2015/9/8/chartex" xmlns:cx2="http://schemas.microsoft.com/office/drawing/2015/10/21/chartex" xmlns:cx3="http://schemas.microsoft.com/office/drawing/2016/5/9/chartex" xmlns:cx4="http://schemas.microsoft.com/office/drawing/2016/5/10/chartex" xmlns:cx5="http://schemas.microsoft.com/office/drawing/2016/5/11/chartex" xmlns:cx6="http://schemas.microsoft.com/office/drawing/2016/5/12/chartex" xmlns:cx7="http://schemas.microsoft.com/office/drawing/2016/5/13/chartex" xmlns:cx8="http://schemas.microsoft.com/office/drawing/2016/5/14/chartex" xmlns:mc="http://schemas.openxmlformats.org/markup-compatibility/2006" xmlns:m="http://schemas.openxmlformats.org/officeDocument/2006/math" xmlns:aink="http://schemas.microsoft.com/office/drawing/2016/ink" xmlns:am3d="http://schemas.microsoft.com/office/drawing/2017/model3d" xmlns:oel="http://schemas.microsoft.com/office/2019/extlst" xmlns:r="http://schemas.openxmlformats.org/officeDocument/2006/relationships" xmlns:wp14="http://schemas.microsoft.com/office/word/2010/wordprocessingDrawing" xmlns:wp="http://schemas.openxmlformats.org/drawingml/2006/wordprocessingDrawing" xmlns:wpg="http://schemas.microsoft.com/office/word/2010/wordprocessingGroup" xmlns:wpi="http://schemas.microsoft.com/office/word/2010/wordprocessingInk" xmlns:wps="http://schemas.microsoft.com/office/word/2010/wordprocessingShape" xmlns:o="urn:schemas-microsoft-com:office:office" xmlns:v="urn:schemas-microsoft-com:vml" xmlns:w10="urn:schemas-microsoft-com:office:word" xmlns:w="http://schemas.openxmlformats.org/wordprocessingml/2006/main" xmlns:w14="http://schemas.microsoft.com/office/word/2010/wordml" xmlns:w15="http://schemas.microsoft.com/office/word/2012/wordml" xmlns:w16cex="http://schemas.microsoft.com/office/word/2018/wordml/cex" xmlns:w16cid="http://schemas.microsoft.com/office/word/2016/wordml/cid" xmlns:w16="http://schemas.microsoft.com/office/word/2018/wordml" xmlns:w16sdtdh="http://schemas.microsoft.com/office/word/2020/wordml/sdtdatahash" xmlns:w16sdtfl="http://schemas.microsoft.com/office/word/2024/wordml/sdtformatlock" xmlns:w16se="http://schemas.microsoft.com/office/word/2015/wordml/symex" xmlns:w16du="http://schemas.microsoft.com/office/word/2023/wordml/word16du" xmlns:wne="http://schemas.microsoft.com/office/word/2006/wordml" mc:Ignorable="w14 w15 w16se w16cid w16 w16cex w16sdtdh w16sdtfl w16du wp14">
   <w:background w:color="FFFFFF"/>
   <w:body>
     <w:p>
@@ -510,7 +510,13 @@
               <w:rPr>
                 <w:b/>
               </w:rPr>
-              <w:t>What data fields will uniquely identify the site and observations in this dataset?</w:t>
+              <w:t>How will you construct an identifier to uniquely identify records in this</w:t>
+            </w:r>
+            <w:r>
+              <w:rPr>
+                <w:b/>
+              </w:rPr>
+              <w:t xml:space="preserve"> dataset?</w:t>
             </w:r>
           </w:p>
         </w:tc>
@@ -1724,9 +1730,10 @@
     <w:sectPr>
       <w:headerReference w:type="even" r:id="rId7"/>
       <w:headerReference w:type="default" r:id="rId8"/>
-      <w:footerReference w:type="default" r:id="rId9"/>
-      <w:headerReference w:type="first" r:id="rId10"/>
-      <w:footerReference w:type="first" r:id="rId11"/>
+      <w:footerReference w:type="even" r:id="rId9"/>
+      <w:footerReference w:type="default" r:id="rId10"/>
+      <w:headerReference w:type="first" r:id="rId11"/>
+      <w:footerReference w:type="first" r:id="rId12"/>
       <w:pgSz w:w="11906" w:h="16838"/>
       <w:pgMar w:top="1800" w:right="360" w:bottom="360" w:left="360" w:header="0" w:footer="360" w:gutter="0"/>
       <w:pgNumType w:start="1"/>
@@ -1738,7 +1745,7 @@
 </file>
 
 <file path=word/endnotes.xml><?xml version="1.0" encoding="utf-8"?>
-<w:endnotes xmlns:wpc="http://schemas.microsoft.com/office/word/2010/wordprocessingCanvas" xmlns:cx="http://schemas.microsoft.com/office/drawing/2014/chartex" xmlns:cx1="http://schemas.microsoft.com/office/drawing/2015/9/8/chartex" xmlns:cx2="http://schemas.microsoft.com/office/drawing/2015/10/21/chartex" xmlns:cx3="http://schemas.microsoft.com/office/drawing/2016/5/9/chartex" xmlns:cx4="http://schemas.microsoft.com/office/drawing/2016/5/10/chartex" xmlns:cx5="http://schemas.microsoft.com/office/drawing/2016/5/11/chartex" xmlns:cx6="http://schemas.microsoft.com/office/drawing/2016/5/12/chartex" xmlns:cx7="http://schemas.microsoft.com/office/drawing/2016/5/13/chartex" xmlns:cx8="http://schemas.microsoft.com/office/drawing/2016/5/14/chartex" xmlns:mc="http://schemas.openxmlformats.org/markup-compatibility/2006" xmlns:aink="http://schemas.microsoft.com/office/drawing/2016/ink" xmlns:am3d="http://schemas.microsoft.com/office/drawing/2017/model3d" xmlns:o="urn:schemas-microsoft-com:office:office" xmlns:oel="http://schemas.microsoft.com/office/2019/extlst" xmlns:r="http://schemas.openxmlformats.org/officeDocument/2006/relationships" xmlns:m="http://schemas.openxmlformats.org/officeDocument/2006/math" xmlns:v="urn:schemas-microsoft-com:vml" xmlns:wp14="http://schemas.microsoft.com/office/word/2010/wordprocessingDrawing" xmlns:wp="http://schemas.openxmlformats.org/drawingml/2006/wordprocessingDrawing" xmlns:w10="urn:schemas-microsoft-com:office:word" xmlns:w="http://schemas.openxmlformats.org/wordprocessingml/2006/main" xmlns:w14="http://schemas.microsoft.com/office/word/2010/wordml" xmlns:w15="http://schemas.microsoft.com/office/word/2012/wordml" xmlns:w16cex="http://schemas.microsoft.com/office/word/2018/wordml/cex" xmlns:w16cid="http://schemas.microsoft.com/office/word/2016/wordml/cid" xmlns:w16="http://schemas.microsoft.com/office/word/2018/wordml" xmlns:w16du="http://schemas.microsoft.com/office/word/2023/wordml/word16du" xmlns:w16sdtdh="http://schemas.microsoft.com/office/word/2020/wordml/sdtdatahash" xmlns:w16sdtfl="http://schemas.microsoft.com/office/word/2024/wordml/sdtformatlock" xmlns:w16se="http://schemas.microsoft.com/office/word/2015/wordml/symex" xmlns:wpg="http://schemas.microsoft.com/office/word/2010/wordprocessingGroup" xmlns:wpi="http://schemas.microsoft.com/office/word/2010/wordprocessingInk" xmlns:wne="http://schemas.microsoft.com/office/word/2006/wordml" xmlns:wps="http://schemas.microsoft.com/office/word/2010/wordprocessingShape" mc:Ignorable="w14 w15 w16se w16cid w16 w16cex w16sdtdh w16sdtfl w16du wp14">
+<w:endnotes xmlns:wpc="http://schemas.microsoft.com/office/word/2010/wordprocessingCanvas" xmlns:cx="http://schemas.microsoft.com/office/drawing/2014/chartex" xmlns:cx1="http://schemas.microsoft.com/office/drawing/2015/9/8/chartex" xmlns:cx2="http://schemas.microsoft.com/office/drawing/2015/10/21/chartex" xmlns:cx3="http://schemas.microsoft.com/office/drawing/2016/5/9/chartex" xmlns:cx4="http://schemas.microsoft.com/office/drawing/2016/5/10/chartex" xmlns:cx5="http://schemas.microsoft.com/office/drawing/2016/5/11/chartex" xmlns:cx6="http://schemas.microsoft.com/office/drawing/2016/5/12/chartex" xmlns:cx7="http://schemas.microsoft.com/office/drawing/2016/5/13/chartex" xmlns:cx8="http://schemas.microsoft.com/office/drawing/2016/5/14/chartex" xmlns:mc="http://schemas.openxmlformats.org/markup-compatibility/2006" xmlns:m="http://schemas.openxmlformats.org/officeDocument/2006/math" xmlns:aink="http://schemas.microsoft.com/office/drawing/2016/ink" xmlns:am3d="http://schemas.microsoft.com/office/drawing/2017/model3d" xmlns:oel="http://schemas.microsoft.com/office/2019/extlst" xmlns:r="http://schemas.openxmlformats.org/officeDocument/2006/relationships" xmlns:wp14="http://schemas.microsoft.com/office/word/2010/wordprocessingDrawing" xmlns:wp="http://schemas.openxmlformats.org/drawingml/2006/wordprocessingDrawing" xmlns:wpg="http://schemas.microsoft.com/office/word/2010/wordprocessingGroup" xmlns:wpi="http://schemas.microsoft.com/office/word/2010/wordprocessingInk" xmlns:wps="http://schemas.microsoft.com/office/word/2010/wordprocessingShape" xmlns:o="urn:schemas-microsoft-com:office:office" xmlns:v="urn:schemas-microsoft-com:vml" xmlns:w10="urn:schemas-microsoft-com:office:word" xmlns:w="http://schemas.openxmlformats.org/wordprocessingml/2006/main" xmlns:w14="http://schemas.microsoft.com/office/word/2010/wordml" xmlns:w15="http://schemas.microsoft.com/office/word/2012/wordml" xmlns:w16cex="http://schemas.microsoft.com/office/word/2018/wordml/cex" xmlns:w16cid="http://schemas.microsoft.com/office/word/2016/wordml/cid" xmlns:w16="http://schemas.microsoft.com/office/word/2018/wordml" xmlns:w16sdtdh="http://schemas.microsoft.com/office/word/2020/wordml/sdtdatahash" xmlns:w16sdtfl="http://schemas.microsoft.com/office/word/2024/wordml/sdtformatlock" xmlns:w16se="http://schemas.microsoft.com/office/word/2015/wordml/symex" xmlns:w16du="http://schemas.microsoft.com/office/word/2023/wordml/word16du" xmlns:wne="http://schemas.microsoft.com/office/word/2006/wordml" mc:Ignorable="w14 w15 w16se w16cid w16 w16cex w16sdtdh w16sdtfl w16du wp14">
   <w:endnote w:type="separator" w:id="-1">
     <w:p>
       <w:pPr>
@@ -1763,7 +1770,17 @@
 </file>
 
 <file path=word/footer1.xml><?xml version="1.0" encoding="utf-8"?>
-<w:ftr xmlns:wpc="http://schemas.microsoft.com/office/word/2010/wordprocessingCanvas" xmlns:cx="http://schemas.microsoft.com/office/drawing/2014/chartex" xmlns:cx1="http://schemas.microsoft.com/office/drawing/2015/9/8/chartex" xmlns:cx2="http://schemas.microsoft.com/office/drawing/2015/10/21/chartex" xmlns:cx3="http://schemas.microsoft.com/office/drawing/2016/5/9/chartex" xmlns:cx4="http://schemas.microsoft.com/office/drawing/2016/5/10/chartex" xmlns:cx5="http://schemas.microsoft.com/office/drawing/2016/5/11/chartex" xmlns:cx6="http://schemas.microsoft.com/office/drawing/2016/5/12/chartex" xmlns:cx7="http://schemas.microsoft.com/office/drawing/2016/5/13/chartex" xmlns:cx8="http://schemas.microsoft.com/office/drawing/2016/5/14/chartex" xmlns:mc="http://schemas.openxmlformats.org/markup-compatibility/2006" xmlns:aink="http://schemas.microsoft.com/office/drawing/2016/ink" xmlns:am3d="http://schemas.microsoft.com/office/drawing/2017/model3d" xmlns:o="urn:schemas-microsoft-com:office:office" xmlns:oel="http://schemas.microsoft.com/office/2019/extlst" xmlns:r="http://schemas.openxmlformats.org/officeDocument/2006/relationships" xmlns:m="http://schemas.openxmlformats.org/officeDocument/2006/math" xmlns:v="urn:schemas-microsoft-com:vml" xmlns:wp14="http://schemas.microsoft.com/office/word/2010/wordprocessingDrawing" xmlns:wp="http://schemas.openxmlformats.org/drawingml/2006/wordprocessingDrawing" xmlns:w10="urn:schemas-microsoft-com:office:word" xmlns:w="http://schemas.openxmlformats.org/wordprocessingml/2006/main" xmlns:w14="http://schemas.microsoft.com/office/word/2010/wordml" xmlns:w15="http://schemas.microsoft.com/office/word/2012/wordml" xmlns:w16cex="http://schemas.microsoft.com/office/word/2018/wordml/cex" xmlns:w16cid="http://schemas.microsoft.com/office/word/2016/wordml/cid" xmlns:w16="http://schemas.microsoft.com/office/word/2018/wordml" xmlns:w16du="http://schemas.microsoft.com/office/word/2023/wordml/word16du" xmlns:w16sdtdh="http://schemas.microsoft.com/office/word/2020/wordml/sdtdatahash" xmlns:w16sdtfl="http://schemas.microsoft.com/office/word/2024/wordml/sdtformatlock" xmlns:w16se="http://schemas.microsoft.com/office/word/2015/wordml/symex" xmlns:wpg="http://schemas.microsoft.com/office/word/2010/wordprocessingGroup" xmlns:wpi="http://schemas.microsoft.com/office/word/2010/wordprocessingInk" xmlns:wne="http://schemas.microsoft.com/office/word/2006/wordml" xmlns:wps="http://schemas.microsoft.com/office/word/2010/wordprocessingShape" mc:Ignorable="w14 w15 w16se w16cid w16 w16cex w16sdtdh w16sdtfl w16du wp14">
+<w:ftr xmlns:wpc="http://schemas.microsoft.com/office/word/2010/wordprocessingCanvas" xmlns:cx="http://schemas.microsoft.com/office/drawing/2014/chartex" xmlns:cx1="http://schemas.microsoft.com/office/drawing/2015/9/8/chartex" xmlns:cx2="http://schemas.microsoft.com/office/drawing/2015/10/21/chartex" xmlns:cx3="http://schemas.microsoft.com/office/drawing/2016/5/9/chartex" xmlns:cx4="http://schemas.microsoft.com/office/drawing/2016/5/10/chartex" xmlns:cx5="http://schemas.microsoft.com/office/drawing/2016/5/11/chartex" xmlns:cx6="http://schemas.microsoft.com/office/drawing/2016/5/12/chartex" xmlns:cx7="http://schemas.microsoft.com/office/drawing/2016/5/13/chartex" xmlns:cx8="http://schemas.microsoft.com/office/drawing/2016/5/14/chartex" xmlns:mc="http://schemas.openxmlformats.org/markup-compatibility/2006" xmlns:m="http://schemas.openxmlformats.org/officeDocument/2006/math" xmlns:aink="http://schemas.microsoft.com/office/drawing/2016/ink" xmlns:am3d="http://schemas.microsoft.com/office/drawing/2017/model3d" xmlns:oel="http://schemas.microsoft.com/office/2019/extlst" xmlns:r="http://schemas.openxmlformats.org/officeDocument/2006/relationships" xmlns:wp14="http://schemas.microsoft.com/office/word/2010/wordprocessingDrawing" xmlns:wp="http://schemas.openxmlformats.org/drawingml/2006/wordprocessingDrawing" xmlns:wpg="http://schemas.microsoft.com/office/word/2010/wordprocessingGroup" xmlns:wpi="http://schemas.microsoft.com/office/word/2010/wordprocessingInk" xmlns:wps="http://schemas.microsoft.com/office/word/2010/wordprocessingShape" xmlns:o="urn:schemas-microsoft-com:office:office" xmlns:v="urn:schemas-microsoft-com:vml" xmlns:w10="urn:schemas-microsoft-com:office:word" xmlns:w="http://schemas.openxmlformats.org/wordprocessingml/2006/main" xmlns:w14="http://schemas.microsoft.com/office/word/2010/wordml" xmlns:w15="http://schemas.microsoft.com/office/word/2012/wordml" xmlns:w16cex="http://schemas.microsoft.com/office/word/2018/wordml/cex" xmlns:w16cid="http://schemas.microsoft.com/office/word/2016/wordml/cid" xmlns:w16="http://schemas.microsoft.com/office/word/2018/wordml" xmlns:w16sdtdh="http://schemas.microsoft.com/office/word/2020/wordml/sdtdatahash" xmlns:w16sdtfl="http://schemas.microsoft.com/office/word/2024/wordml/sdtformatlock" xmlns:w16se="http://schemas.microsoft.com/office/word/2015/wordml/symex" xmlns:w16du="http://schemas.microsoft.com/office/word/2023/wordml/word16du" xmlns:wne="http://schemas.microsoft.com/office/word/2006/wordml" mc:Ignorable="w14 w15 w16se w16cid w16 w16cex w16sdtdh w16sdtfl w16du wp14">
+  <w:p>
+    <w:pPr>
+      <w:pStyle w:val="Footer"/>
+    </w:pPr>
+  </w:p>
+</w:ftr>
+</file>
+
+<file path=word/footer2.xml><?xml version="1.0" encoding="utf-8"?>
+<w:ftr xmlns:wpc="http://schemas.microsoft.com/office/word/2010/wordprocessingCanvas" xmlns:cx="http://schemas.microsoft.com/office/drawing/2014/chartex" xmlns:cx1="http://schemas.microsoft.com/office/drawing/2015/9/8/chartex" xmlns:cx2="http://schemas.microsoft.com/office/drawing/2015/10/21/chartex" xmlns:cx3="http://schemas.microsoft.com/office/drawing/2016/5/9/chartex" xmlns:cx4="http://schemas.microsoft.com/office/drawing/2016/5/10/chartex" xmlns:cx5="http://schemas.microsoft.com/office/drawing/2016/5/11/chartex" xmlns:cx6="http://schemas.microsoft.com/office/drawing/2016/5/12/chartex" xmlns:cx7="http://schemas.microsoft.com/office/drawing/2016/5/13/chartex" xmlns:cx8="http://schemas.microsoft.com/office/drawing/2016/5/14/chartex" xmlns:mc="http://schemas.openxmlformats.org/markup-compatibility/2006" xmlns:m="http://schemas.openxmlformats.org/officeDocument/2006/math" xmlns:aink="http://schemas.microsoft.com/office/drawing/2016/ink" xmlns:am3d="http://schemas.microsoft.com/office/drawing/2017/model3d" xmlns:oel="http://schemas.microsoft.com/office/2019/extlst" xmlns:r="http://schemas.openxmlformats.org/officeDocument/2006/relationships" xmlns:wp14="http://schemas.microsoft.com/office/word/2010/wordprocessingDrawing" xmlns:wp="http://schemas.openxmlformats.org/drawingml/2006/wordprocessingDrawing" xmlns:wpg="http://schemas.microsoft.com/office/word/2010/wordprocessingGroup" xmlns:wpi="http://schemas.microsoft.com/office/word/2010/wordprocessingInk" xmlns:wps="http://schemas.microsoft.com/office/word/2010/wordprocessingShape" xmlns:o="urn:schemas-microsoft-com:office:office" xmlns:v="urn:schemas-microsoft-com:vml" xmlns:w10="urn:schemas-microsoft-com:office:word" xmlns:w="http://schemas.openxmlformats.org/wordprocessingml/2006/main" xmlns:w14="http://schemas.microsoft.com/office/word/2010/wordml" xmlns:w15="http://schemas.microsoft.com/office/word/2012/wordml" xmlns:w16cex="http://schemas.microsoft.com/office/word/2018/wordml/cex" xmlns:w16cid="http://schemas.microsoft.com/office/word/2016/wordml/cid" xmlns:w16="http://schemas.microsoft.com/office/word/2018/wordml" xmlns:w16sdtdh="http://schemas.microsoft.com/office/word/2020/wordml/sdtdatahash" xmlns:w16sdtfl="http://schemas.microsoft.com/office/word/2024/wordml/sdtformatlock" xmlns:w16se="http://schemas.microsoft.com/office/word/2015/wordml/symex" xmlns:w16du="http://schemas.microsoft.com/office/word/2023/wordml/word16du" xmlns:wne="http://schemas.microsoft.com/office/word/2006/wordml" mc:Ignorable="w14 w15 w16se w16cid w16 w16cex w16sdtdh w16sdtfl w16du wp14">
   <w:p>
     <w:pPr>
       <w:spacing w:after="0"/>
@@ -1934,8 +1951,8 @@
 </w:ftr>
 </file>
 
-<file path=word/footer2.xml><?xml version="1.0" encoding="utf-8"?>
-<w:ftr xmlns:wpc="http://schemas.microsoft.com/office/word/2010/wordprocessingCanvas" xmlns:cx="http://schemas.microsoft.com/office/drawing/2014/chartex" xmlns:cx1="http://schemas.microsoft.com/office/drawing/2015/9/8/chartex" xmlns:cx2="http://schemas.microsoft.com/office/drawing/2015/10/21/chartex" xmlns:cx3="http://schemas.microsoft.com/office/drawing/2016/5/9/chartex" xmlns:cx4="http://schemas.microsoft.com/office/drawing/2016/5/10/chartex" xmlns:cx5="http://schemas.microsoft.com/office/drawing/2016/5/11/chartex" xmlns:cx6="http://schemas.microsoft.com/office/drawing/2016/5/12/chartex" xmlns:cx7="http://schemas.microsoft.com/office/drawing/2016/5/13/chartex" xmlns:cx8="http://schemas.microsoft.com/office/drawing/2016/5/14/chartex" xmlns:mc="http://schemas.openxmlformats.org/markup-compatibility/2006" xmlns:aink="http://schemas.microsoft.com/office/drawing/2016/ink" xmlns:am3d="http://schemas.microsoft.com/office/drawing/2017/model3d" xmlns:o="urn:schemas-microsoft-com:office:office" xmlns:oel="http://schemas.microsoft.com/office/2019/extlst" xmlns:r="http://schemas.openxmlformats.org/officeDocument/2006/relationships" xmlns:m="http://schemas.openxmlformats.org/officeDocument/2006/math" xmlns:v="urn:schemas-microsoft-com:vml" xmlns:wp14="http://schemas.microsoft.com/office/word/2010/wordprocessingDrawing" xmlns:wp="http://schemas.openxmlformats.org/drawingml/2006/wordprocessingDrawing" xmlns:w10="urn:schemas-microsoft-com:office:word" xmlns:w="http://schemas.openxmlformats.org/wordprocessingml/2006/main" xmlns:w14="http://schemas.microsoft.com/office/word/2010/wordml" xmlns:w15="http://schemas.microsoft.com/office/word/2012/wordml" xmlns:w16cex="http://schemas.microsoft.com/office/word/2018/wordml/cex" xmlns:w16cid="http://schemas.microsoft.com/office/word/2016/wordml/cid" xmlns:w16="http://schemas.microsoft.com/office/word/2018/wordml" xmlns:w16du="http://schemas.microsoft.com/office/word/2023/wordml/word16du" xmlns:w16sdtdh="http://schemas.microsoft.com/office/word/2020/wordml/sdtdatahash" xmlns:w16sdtfl="http://schemas.microsoft.com/office/word/2024/wordml/sdtformatlock" xmlns:w16se="http://schemas.microsoft.com/office/word/2015/wordml/symex" xmlns:wpg="http://schemas.microsoft.com/office/word/2010/wordprocessingGroup" xmlns:wpi="http://schemas.microsoft.com/office/word/2010/wordprocessingInk" xmlns:wne="http://schemas.microsoft.com/office/word/2006/wordml" xmlns:wps="http://schemas.microsoft.com/office/word/2010/wordprocessingShape" mc:Ignorable="w14 w15 w16se w16cid w16 w16cex w16sdtdh w16sdtfl w16du wp14">
+<file path=word/footer3.xml><?xml version="1.0" encoding="utf-8"?>
+<w:ftr xmlns:wpc="http://schemas.microsoft.com/office/word/2010/wordprocessingCanvas" xmlns:cx="http://schemas.microsoft.com/office/drawing/2014/chartex" xmlns:cx1="http://schemas.microsoft.com/office/drawing/2015/9/8/chartex" xmlns:cx2="http://schemas.microsoft.com/office/drawing/2015/10/21/chartex" xmlns:cx3="http://schemas.microsoft.com/office/drawing/2016/5/9/chartex" xmlns:cx4="http://schemas.microsoft.com/office/drawing/2016/5/10/chartex" xmlns:cx5="http://schemas.microsoft.com/office/drawing/2016/5/11/chartex" xmlns:cx6="http://schemas.microsoft.com/office/drawing/2016/5/12/chartex" xmlns:cx7="http://schemas.microsoft.com/office/drawing/2016/5/13/chartex" xmlns:cx8="http://schemas.microsoft.com/office/drawing/2016/5/14/chartex" xmlns:mc="http://schemas.openxmlformats.org/markup-compatibility/2006" xmlns:m="http://schemas.openxmlformats.org/officeDocument/2006/math" xmlns:aink="http://schemas.microsoft.com/office/drawing/2016/ink" xmlns:am3d="http://schemas.microsoft.com/office/drawing/2017/model3d" xmlns:oel="http://schemas.microsoft.com/office/2019/extlst" xmlns:r="http://schemas.openxmlformats.org/officeDocument/2006/relationships" xmlns:wp14="http://schemas.microsoft.com/office/word/2010/wordprocessingDrawing" xmlns:wp="http://schemas.openxmlformats.org/drawingml/2006/wordprocessingDrawing" xmlns:wpg="http://schemas.microsoft.com/office/word/2010/wordprocessingGroup" xmlns:wpi="http://schemas.microsoft.com/office/word/2010/wordprocessingInk" xmlns:wps="http://schemas.microsoft.com/office/word/2010/wordprocessingShape" xmlns:o="urn:schemas-microsoft-com:office:office" xmlns:v="urn:schemas-microsoft-com:vml" xmlns:w10="urn:schemas-microsoft-com:office:word" xmlns:w="http://schemas.openxmlformats.org/wordprocessingml/2006/main" xmlns:w14="http://schemas.microsoft.com/office/word/2010/wordml" xmlns:w15="http://schemas.microsoft.com/office/word/2012/wordml" xmlns:w16cex="http://schemas.microsoft.com/office/word/2018/wordml/cex" xmlns:w16cid="http://schemas.microsoft.com/office/word/2016/wordml/cid" xmlns:w16="http://schemas.microsoft.com/office/word/2018/wordml" xmlns:w16sdtdh="http://schemas.microsoft.com/office/word/2020/wordml/sdtdatahash" xmlns:w16sdtfl="http://schemas.microsoft.com/office/word/2024/wordml/sdtformatlock" xmlns:w16se="http://schemas.microsoft.com/office/word/2015/wordml/symex" xmlns:w16du="http://schemas.microsoft.com/office/word/2023/wordml/word16du" xmlns:wne="http://schemas.microsoft.com/office/word/2006/wordml" mc:Ignorable="w14 w15 w16se w16cid w16 w16cex w16sdtdh w16sdtfl w16du wp14">
   <w:p>
     <w:pPr>
       <w:spacing w:after="0"/>
@@ -2138,7 +2155,7 @@
 </file>
 
 <file path=word/footnotes.xml><?xml version="1.0" encoding="utf-8"?>
-<w:footnotes xmlns:wpc="http://schemas.microsoft.com/office/word/2010/wordprocessingCanvas" xmlns:cx="http://schemas.microsoft.com/office/drawing/2014/chartex" xmlns:cx1="http://schemas.microsoft.com/office/drawing/2015/9/8/chartex" xmlns:cx2="http://schemas.microsoft.com/office/drawing/2015/10/21/chartex" xmlns:cx3="http://schemas.microsoft.com/office/drawing/2016/5/9/chartex" xmlns:cx4="http://schemas.microsoft.com/office/drawing/2016/5/10/chartex" xmlns:cx5="http://schemas.microsoft.com/office/drawing/2016/5/11/chartex" xmlns:cx6="http://schemas.microsoft.com/office/drawing/2016/5/12/chartex" xmlns:cx7="http://schemas.microsoft.com/office/drawing/2016/5/13/chartex" xmlns:cx8="http://schemas.microsoft.com/office/drawing/2016/5/14/chartex" xmlns:mc="http://schemas.openxmlformats.org/markup-compatibility/2006" xmlns:aink="http://schemas.microsoft.com/office/drawing/2016/ink" xmlns:am3d="http://schemas.microsoft.com/office/drawing/2017/model3d" xmlns:o="urn:schemas-microsoft-com:office:office" xmlns:oel="http://schemas.microsoft.com/office/2019/extlst" xmlns:r="http://schemas.openxmlformats.org/officeDocument/2006/relationships" xmlns:m="http://schemas.openxmlformats.org/officeDocument/2006/math" xmlns:v="urn:schemas-microsoft-com:vml" xmlns:wp14="http://schemas.microsoft.com/office/word/2010/wordprocessingDrawing" xmlns:wp="http://schemas.openxmlformats.org/drawingml/2006/wordprocessingDrawing" xmlns:w10="urn:schemas-microsoft-com:office:word" xmlns:w="http://schemas.openxmlformats.org/wordprocessingml/2006/main" xmlns:w14="http://schemas.microsoft.com/office/word/2010/wordml" xmlns:w15="http://schemas.microsoft.com/office/word/2012/wordml" xmlns:w16cex="http://schemas.microsoft.com/office/word/2018/wordml/cex" xmlns:w16cid="http://schemas.microsoft.com/office/word/2016/wordml/cid" xmlns:w16="http://schemas.microsoft.com/office/word/2018/wordml" xmlns:w16du="http://schemas.microsoft.com/office/word/2023/wordml/word16du" xmlns:w16sdtdh="http://schemas.microsoft.com/office/word/2020/wordml/sdtdatahash" xmlns:w16sdtfl="http://schemas.microsoft.com/office/word/2024/wordml/sdtformatlock" xmlns:w16se="http://schemas.microsoft.com/office/word/2015/wordml/symex" xmlns:wpg="http://schemas.microsoft.com/office/word/2010/wordprocessingGroup" xmlns:wpi="http://schemas.microsoft.com/office/word/2010/wordprocessingInk" xmlns:wne="http://schemas.microsoft.com/office/word/2006/wordml" xmlns:wps="http://schemas.microsoft.com/office/word/2010/wordprocessingShape" mc:Ignorable="w14 w15 w16se w16cid w16 w16cex w16sdtdh w16sdtfl w16du wp14">
+<w:footnotes xmlns:wpc="http://schemas.microsoft.com/office/word/2010/wordprocessingCanvas" xmlns:cx="http://schemas.microsoft.com/office/drawing/2014/chartex" xmlns:cx1="http://schemas.microsoft.com/office/drawing/2015/9/8/chartex" xmlns:cx2="http://schemas.microsoft.com/office/drawing/2015/10/21/chartex" xmlns:cx3="http://schemas.microsoft.com/office/drawing/2016/5/9/chartex" xmlns:cx4="http://schemas.microsoft.com/office/drawing/2016/5/10/chartex" xmlns:cx5="http://schemas.microsoft.com/office/drawing/2016/5/11/chartex" xmlns:cx6="http://schemas.microsoft.com/office/drawing/2016/5/12/chartex" xmlns:cx7="http://schemas.microsoft.com/office/drawing/2016/5/13/chartex" xmlns:cx8="http://schemas.microsoft.com/office/drawing/2016/5/14/chartex" xmlns:mc="http://schemas.openxmlformats.org/markup-compatibility/2006" xmlns:m="http://schemas.openxmlformats.org/officeDocument/2006/math" xmlns:aink="http://schemas.microsoft.com/office/drawing/2016/ink" xmlns:am3d="http://schemas.microsoft.com/office/drawing/2017/model3d" xmlns:oel="http://schemas.microsoft.com/office/2019/extlst" xmlns:r="http://schemas.openxmlformats.org/officeDocument/2006/relationships" xmlns:wp14="http://schemas.microsoft.com/office/word/2010/wordprocessingDrawing" xmlns:wp="http://schemas.openxmlformats.org/drawingml/2006/wordprocessingDrawing" xmlns:wpg="http://schemas.microsoft.com/office/word/2010/wordprocessingGroup" xmlns:wpi="http://schemas.microsoft.com/office/word/2010/wordprocessingInk" xmlns:wps="http://schemas.microsoft.com/office/word/2010/wordprocessingShape" xmlns:o="urn:schemas-microsoft-com:office:office" xmlns:v="urn:schemas-microsoft-com:vml" xmlns:w10="urn:schemas-microsoft-com:office:word" xmlns:w="http://schemas.openxmlformats.org/wordprocessingml/2006/main" xmlns:w14="http://schemas.microsoft.com/office/word/2010/wordml" xmlns:w15="http://schemas.microsoft.com/office/word/2012/wordml" xmlns:w16cex="http://schemas.microsoft.com/office/word/2018/wordml/cex" xmlns:w16cid="http://schemas.microsoft.com/office/word/2016/wordml/cid" xmlns:w16="http://schemas.microsoft.com/office/word/2018/wordml" xmlns:w16sdtdh="http://schemas.microsoft.com/office/word/2020/wordml/sdtdatahash" xmlns:w16sdtfl="http://schemas.microsoft.com/office/word/2024/wordml/sdtformatlock" xmlns:w16se="http://schemas.microsoft.com/office/word/2015/wordml/symex" xmlns:w16du="http://schemas.microsoft.com/office/word/2023/wordml/word16du" xmlns:wne="http://schemas.microsoft.com/office/word/2006/wordml" mc:Ignorable="w14 w15 w16se w16cid w16 w16cex w16sdtdh w16sdtfl w16du wp14">
   <w:footnote w:type="separator" w:id="-1">
     <w:p>
       <w:pPr>
@@ -2163,7 +2180,7 @@
 </file>
 
 <file path=word/header1.xml><?xml version="1.0" encoding="utf-8"?>
-<w:hdr xmlns:wpc="http://schemas.microsoft.com/office/word/2010/wordprocessingCanvas" xmlns:cx="http://schemas.microsoft.com/office/drawing/2014/chartex" xmlns:cx1="http://schemas.microsoft.com/office/drawing/2015/9/8/chartex" xmlns:cx2="http://schemas.microsoft.com/office/drawing/2015/10/21/chartex" xmlns:cx3="http://schemas.microsoft.com/office/drawing/2016/5/9/chartex" xmlns:cx4="http://schemas.microsoft.com/office/drawing/2016/5/10/chartex" xmlns:cx5="http://schemas.microsoft.com/office/drawing/2016/5/11/chartex" xmlns:cx6="http://schemas.microsoft.com/office/drawing/2016/5/12/chartex" xmlns:cx7="http://schemas.microsoft.com/office/drawing/2016/5/13/chartex" xmlns:cx8="http://schemas.microsoft.com/office/drawing/2016/5/14/chartex" xmlns:mc="http://schemas.openxmlformats.org/markup-compatibility/2006" xmlns:aink="http://schemas.microsoft.com/office/drawing/2016/ink" xmlns:am3d="http://schemas.microsoft.com/office/drawing/2017/model3d" xmlns:o="urn:schemas-microsoft-com:office:office" xmlns:oel="http://schemas.microsoft.com/office/2019/extlst" xmlns:r="http://schemas.openxmlformats.org/officeDocument/2006/relationships" xmlns:m="http://schemas.openxmlformats.org/officeDocument/2006/math" xmlns:v="urn:schemas-microsoft-com:vml" xmlns:wp14="http://schemas.microsoft.com/office/word/2010/wordprocessingDrawing" xmlns:wp="http://schemas.openxmlformats.org/drawingml/2006/wordprocessingDrawing" xmlns:w10="urn:schemas-microsoft-com:office:word" xmlns:w="http://schemas.openxmlformats.org/wordprocessingml/2006/main" xmlns:w14="http://schemas.microsoft.com/office/word/2010/wordml" xmlns:w15="http://schemas.microsoft.com/office/word/2012/wordml" xmlns:w16cex="http://schemas.microsoft.com/office/word/2018/wordml/cex" xmlns:w16cid="http://schemas.microsoft.com/office/word/2016/wordml/cid" xmlns:w16="http://schemas.microsoft.com/office/word/2018/wordml" xmlns:w16du="http://schemas.microsoft.com/office/word/2023/wordml/word16du" xmlns:w16sdtdh="http://schemas.microsoft.com/office/word/2020/wordml/sdtdatahash" xmlns:w16sdtfl="http://schemas.microsoft.com/office/word/2024/wordml/sdtformatlock" xmlns:w16se="http://schemas.microsoft.com/office/word/2015/wordml/symex" xmlns:wpg="http://schemas.microsoft.com/office/word/2010/wordprocessingGroup" xmlns:wpi="http://schemas.microsoft.com/office/word/2010/wordprocessingInk" xmlns:wne="http://schemas.microsoft.com/office/word/2006/wordml" xmlns:wps="http://schemas.microsoft.com/office/word/2010/wordprocessingShape" mc:Ignorable="w14 w15 w16se w16cid w16 w16cex w16sdtdh w16sdtfl w16du wp14">
+<w:hdr xmlns:wpc="http://schemas.microsoft.com/office/word/2010/wordprocessingCanvas" xmlns:cx="http://schemas.microsoft.com/office/drawing/2014/chartex" xmlns:cx1="http://schemas.microsoft.com/office/drawing/2015/9/8/chartex" xmlns:cx2="http://schemas.microsoft.com/office/drawing/2015/10/21/chartex" xmlns:cx3="http://schemas.microsoft.com/office/drawing/2016/5/9/chartex" xmlns:cx4="http://schemas.microsoft.com/office/drawing/2016/5/10/chartex" xmlns:cx5="http://schemas.microsoft.com/office/drawing/2016/5/11/chartex" xmlns:cx6="http://schemas.microsoft.com/office/drawing/2016/5/12/chartex" xmlns:cx7="http://schemas.microsoft.com/office/drawing/2016/5/13/chartex" xmlns:cx8="http://schemas.microsoft.com/office/drawing/2016/5/14/chartex" xmlns:mc="http://schemas.openxmlformats.org/markup-compatibility/2006" xmlns:m="http://schemas.openxmlformats.org/officeDocument/2006/math" xmlns:aink="http://schemas.microsoft.com/office/drawing/2016/ink" xmlns:am3d="http://schemas.microsoft.com/office/drawing/2017/model3d" xmlns:oel="http://schemas.microsoft.com/office/2019/extlst" xmlns:r="http://schemas.openxmlformats.org/officeDocument/2006/relationships" xmlns:wp14="http://schemas.microsoft.com/office/word/2010/wordprocessingDrawing" xmlns:wp="http://schemas.openxmlformats.org/drawingml/2006/wordprocessingDrawing" xmlns:wpg="http://schemas.microsoft.com/office/word/2010/wordprocessingGroup" xmlns:wpi="http://schemas.microsoft.com/office/word/2010/wordprocessingInk" xmlns:wps="http://schemas.microsoft.com/office/word/2010/wordprocessingShape" xmlns:o="urn:schemas-microsoft-com:office:office" xmlns:v="urn:schemas-microsoft-com:vml" xmlns:w10="urn:schemas-microsoft-com:office:word" xmlns:w="http://schemas.openxmlformats.org/wordprocessingml/2006/main" xmlns:w14="http://schemas.microsoft.com/office/word/2010/wordml" xmlns:w15="http://schemas.microsoft.com/office/word/2012/wordml" xmlns:w16cex="http://schemas.microsoft.com/office/word/2018/wordml/cex" xmlns:w16cid="http://schemas.microsoft.com/office/word/2016/wordml/cid" xmlns:w16="http://schemas.microsoft.com/office/word/2018/wordml" xmlns:w16sdtdh="http://schemas.microsoft.com/office/word/2020/wordml/sdtdatahash" xmlns:w16sdtfl="http://schemas.microsoft.com/office/word/2024/wordml/sdtformatlock" xmlns:w16se="http://schemas.microsoft.com/office/word/2015/wordml/symex" xmlns:w16du="http://schemas.microsoft.com/office/word/2023/wordml/word16du" xmlns:wne="http://schemas.microsoft.com/office/word/2006/wordml" mc:Ignorable="w14 w15 w16se w16cid w16 w16cex w16sdtdh w16sdtfl w16du wp14">
   <w:p>
     <w:pPr>
       <w:pStyle w:val="Header"/>
@@ -2173,7 +2190,7 @@
 </file>
 
 <file path=word/header2.xml><?xml version="1.0" encoding="utf-8"?>
-<w:hdr xmlns:wpc="http://schemas.microsoft.com/office/word/2010/wordprocessingCanvas" xmlns:cx="http://schemas.microsoft.com/office/drawing/2014/chartex" xmlns:cx1="http://schemas.microsoft.com/office/drawing/2015/9/8/chartex" xmlns:cx2="http://schemas.microsoft.com/office/drawing/2015/10/21/chartex" xmlns:cx3="http://schemas.microsoft.com/office/drawing/2016/5/9/chartex" xmlns:cx4="http://schemas.microsoft.com/office/drawing/2016/5/10/chartex" xmlns:cx5="http://schemas.microsoft.com/office/drawing/2016/5/11/chartex" xmlns:cx6="http://schemas.microsoft.com/office/drawing/2016/5/12/chartex" xmlns:cx7="http://schemas.microsoft.com/office/drawing/2016/5/13/chartex" xmlns:cx8="http://schemas.microsoft.com/office/drawing/2016/5/14/chartex" xmlns:mc="http://schemas.openxmlformats.org/markup-compatibility/2006" xmlns:aink="http://schemas.microsoft.com/office/drawing/2016/ink" xmlns:am3d="http://schemas.microsoft.com/office/drawing/2017/model3d" xmlns:o="urn:schemas-microsoft-com:office:office" xmlns:oel="http://schemas.microsoft.com/office/2019/extlst" xmlns:r="http://schemas.openxmlformats.org/officeDocument/2006/relationships" xmlns:m="http://schemas.openxmlformats.org/officeDocument/2006/math" xmlns:v="urn:schemas-microsoft-com:vml" xmlns:wp14="http://schemas.microsoft.com/office/word/2010/wordprocessingDrawing" xmlns:wp="http://schemas.openxmlformats.org/drawingml/2006/wordprocessingDrawing" xmlns:w10="urn:schemas-microsoft-com:office:word" xmlns:w="http://schemas.openxmlformats.org/wordprocessingml/2006/main" xmlns:w14="http://schemas.microsoft.com/office/word/2010/wordml" xmlns:w15="http://schemas.microsoft.com/office/word/2012/wordml" xmlns:w16cex="http://schemas.microsoft.com/office/word/2018/wordml/cex" xmlns:w16cid="http://schemas.microsoft.com/office/word/2016/wordml/cid" xmlns:w16="http://schemas.microsoft.com/office/word/2018/wordml" xmlns:w16du="http://schemas.microsoft.com/office/word/2023/wordml/word16du" xmlns:w16sdtdh="http://schemas.microsoft.com/office/word/2020/wordml/sdtdatahash" xmlns:w16sdtfl="http://schemas.microsoft.com/office/word/2024/wordml/sdtformatlock" xmlns:w16se="http://schemas.microsoft.com/office/word/2015/wordml/symex" xmlns:wpg="http://schemas.microsoft.com/office/word/2010/wordprocessingGroup" xmlns:wpi="http://schemas.microsoft.com/office/word/2010/wordprocessingInk" xmlns:wne="http://schemas.microsoft.com/office/word/2006/wordml" xmlns:wps="http://schemas.microsoft.com/office/word/2010/wordprocessingShape" mc:Ignorable="w14 w15 w16se w16cid w16 w16cex w16sdtdh w16sdtfl w16du wp14">
+<w:hdr xmlns:wpc="http://schemas.microsoft.com/office/word/2010/wordprocessingCanvas" xmlns:cx="http://schemas.microsoft.com/office/drawing/2014/chartex" xmlns:cx1="http://schemas.microsoft.com/office/drawing/2015/9/8/chartex" xmlns:cx2="http://schemas.microsoft.com/office/drawing/2015/10/21/chartex" xmlns:cx3="http://schemas.microsoft.com/office/drawing/2016/5/9/chartex" xmlns:cx4="http://schemas.microsoft.com/office/drawing/2016/5/10/chartex" xmlns:cx5="http://schemas.microsoft.com/office/drawing/2016/5/11/chartex" xmlns:cx6="http://schemas.microsoft.com/office/drawing/2016/5/12/chartex" xmlns:cx7="http://schemas.microsoft.com/office/drawing/2016/5/13/chartex" xmlns:cx8="http://schemas.microsoft.com/office/drawing/2016/5/14/chartex" xmlns:mc="http://schemas.openxmlformats.org/markup-compatibility/2006" xmlns:m="http://schemas.openxmlformats.org/officeDocument/2006/math" xmlns:aink="http://schemas.microsoft.com/office/drawing/2016/ink" xmlns:am3d="http://schemas.microsoft.com/office/drawing/2017/model3d" xmlns:oel="http://schemas.microsoft.com/office/2019/extlst" xmlns:r="http://schemas.openxmlformats.org/officeDocument/2006/relationships" xmlns:wp14="http://schemas.microsoft.com/office/word/2010/wordprocessingDrawing" xmlns:wp="http://schemas.openxmlformats.org/drawingml/2006/wordprocessingDrawing" xmlns:wpg="http://schemas.microsoft.com/office/word/2010/wordprocessingGroup" xmlns:wpi="http://schemas.microsoft.com/office/word/2010/wordprocessingInk" xmlns:wps="http://schemas.microsoft.com/office/word/2010/wordprocessingShape" xmlns:o="urn:schemas-microsoft-com:office:office" xmlns:v="urn:schemas-microsoft-com:vml" xmlns:w10="urn:schemas-microsoft-com:office:word" xmlns:w="http://schemas.openxmlformats.org/wordprocessingml/2006/main" xmlns:w14="http://schemas.microsoft.com/office/word/2010/wordml" xmlns:w15="http://schemas.microsoft.com/office/word/2012/wordml" xmlns:w16cex="http://schemas.microsoft.com/office/word/2018/wordml/cex" xmlns:w16cid="http://schemas.microsoft.com/office/word/2016/wordml/cid" xmlns:w16="http://schemas.microsoft.com/office/word/2018/wordml" xmlns:w16sdtdh="http://schemas.microsoft.com/office/word/2020/wordml/sdtdatahash" xmlns:w16sdtfl="http://schemas.microsoft.com/office/word/2024/wordml/sdtformatlock" xmlns:w16se="http://schemas.microsoft.com/office/word/2015/wordml/symex" xmlns:w16du="http://schemas.microsoft.com/office/word/2023/wordml/word16du" xmlns:wne="http://schemas.microsoft.com/office/word/2006/wordml" mc:Ignorable="w14 w15 w16se w16cid w16 w16cex w16sdtdh w16sdtfl w16du wp14">
   <w:p>
     <w:pPr>
       <w:tabs>
@@ -2235,7 +2252,7 @@
 </file>
 
 <file path=word/header3.xml><?xml version="1.0" encoding="utf-8"?>
-<w:hdr xmlns:wpc="http://schemas.microsoft.com/office/word/2010/wordprocessingCanvas" xmlns:cx="http://schemas.microsoft.com/office/drawing/2014/chartex" xmlns:cx1="http://schemas.microsoft.com/office/drawing/2015/9/8/chartex" xmlns:cx2="http://schemas.microsoft.com/office/drawing/2015/10/21/chartex" xmlns:cx3="http://schemas.microsoft.com/office/drawing/2016/5/9/chartex" xmlns:cx4="http://schemas.microsoft.com/office/drawing/2016/5/10/chartex" xmlns:cx5="http://schemas.microsoft.com/office/drawing/2016/5/11/chartex" xmlns:cx6="http://schemas.microsoft.com/office/drawing/2016/5/12/chartex" xmlns:cx7="http://schemas.microsoft.com/office/drawing/2016/5/13/chartex" xmlns:cx8="http://schemas.microsoft.com/office/drawing/2016/5/14/chartex" xmlns:mc="http://schemas.openxmlformats.org/markup-compatibility/2006" xmlns:aink="http://schemas.microsoft.com/office/drawing/2016/ink" xmlns:am3d="http://schemas.microsoft.com/office/drawing/2017/model3d" xmlns:o="urn:schemas-microsoft-com:office:office" xmlns:oel="http://schemas.microsoft.com/office/2019/extlst" xmlns:r="http://schemas.openxmlformats.org/officeDocument/2006/relationships" xmlns:m="http://schemas.openxmlformats.org/officeDocument/2006/math" xmlns:v="urn:schemas-microsoft-com:vml" xmlns:wp14="http://schemas.microsoft.com/office/word/2010/wordprocessingDrawing" xmlns:wp="http://schemas.openxmlformats.org/drawingml/2006/wordprocessingDrawing" xmlns:w10="urn:schemas-microsoft-com:office:word" xmlns:w="http://schemas.openxmlformats.org/wordprocessingml/2006/main" xmlns:w14="http://schemas.microsoft.com/office/word/2010/wordml" xmlns:w15="http://schemas.microsoft.com/office/word/2012/wordml" xmlns:w16cex="http://schemas.microsoft.com/office/word/2018/wordml/cex" xmlns:w16cid="http://schemas.microsoft.com/office/word/2016/wordml/cid" xmlns:w16="http://schemas.microsoft.com/office/word/2018/wordml" xmlns:w16du="http://schemas.microsoft.com/office/word/2023/wordml/word16du" xmlns:w16sdtdh="http://schemas.microsoft.com/office/word/2020/wordml/sdtdatahash" xmlns:w16sdtfl="http://schemas.microsoft.com/office/word/2024/wordml/sdtformatlock" xmlns:w16se="http://schemas.microsoft.com/office/word/2015/wordml/symex" xmlns:wpg="http://schemas.microsoft.com/office/word/2010/wordprocessingGroup" xmlns:wpi="http://schemas.microsoft.com/office/word/2010/wordprocessingInk" xmlns:wne="http://schemas.microsoft.com/office/word/2006/wordml" xmlns:wps="http://schemas.microsoft.com/office/word/2010/wordprocessingShape" mc:Ignorable="w14 w15 w16se w16cid w16 w16cex w16sdtdh w16sdtfl w16du wp14">
+<w:hdr xmlns:wpc="http://schemas.microsoft.com/office/word/2010/wordprocessingCanvas" xmlns:cx="http://schemas.microsoft.com/office/drawing/2014/chartex" xmlns:cx1="http://schemas.microsoft.com/office/drawing/2015/9/8/chartex" xmlns:cx2="http://schemas.microsoft.com/office/drawing/2015/10/21/chartex" xmlns:cx3="http://schemas.microsoft.com/office/drawing/2016/5/9/chartex" xmlns:cx4="http://schemas.microsoft.com/office/drawing/2016/5/10/chartex" xmlns:cx5="http://schemas.microsoft.com/office/drawing/2016/5/11/chartex" xmlns:cx6="http://schemas.microsoft.com/office/drawing/2016/5/12/chartex" xmlns:cx7="http://schemas.microsoft.com/office/drawing/2016/5/13/chartex" xmlns:cx8="http://schemas.microsoft.com/office/drawing/2016/5/14/chartex" xmlns:mc="http://schemas.openxmlformats.org/markup-compatibility/2006" xmlns:m="http://schemas.openxmlformats.org/officeDocument/2006/math" xmlns:aink="http://schemas.microsoft.com/office/drawing/2016/ink" xmlns:am3d="http://schemas.microsoft.com/office/drawing/2017/model3d" xmlns:oel="http://schemas.microsoft.com/office/2019/extlst" xmlns:r="http://schemas.openxmlformats.org/officeDocument/2006/relationships" xmlns:wp14="http://schemas.microsoft.com/office/word/2010/wordprocessingDrawing" xmlns:wp="http://schemas.openxmlformats.org/drawingml/2006/wordprocessingDrawing" xmlns:wpg="http://schemas.microsoft.com/office/word/2010/wordprocessingGroup" xmlns:wpi="http://schemas.microsoft.com/office/word/2010/wordprocessingInk" xmlns:wps="http://schemas.microsoft.com/office/word/2010/wordprocessingShape" xmlns:o="urn:schemas-microsoft-com:office:office" xmlns:v="urn:schemas-microsoft-com:vml" xmlns:w10="urn:schemas-microsoft-com:office:word" xmlns:w="http://schemas.openxmlformats.org/wordprocessingml/2006/main" xmlns:w14="http://schemas.microsoft.com/office/word/2010/wordml" xmlns:w15="http://schemas.microsoft.com/office/word/2012/wordml" xmlns:w16cex="http://schemas.microsoft.com/office/word/2018/wordml/cex" xmlns:w16cid="http://schemas.microsoft.com/office/word/2016/wordml/cid" xmlns:w16="http://schemas.microsoft.com/office/word/2018/wordml" xmlns:w16sdtdh="http://schemas.microsoft.com/office/word/2020/wordml/sdtdatahash" xmlns:w16sdtfl="http://schemas.microsoft.com/office/word/2024/wordml/sdtformatlock" xmlns:w16se="http://schemas.microsoft.com/office/word/2015/wordml/symex" xmlns:w16du="http://schemas.microsoft.com/office/word/2023/wordml/word16du" xmlns:wne="http://schemas.microsoft.com/office/word/2006/wordml" mc:Ignorable="w14 w15 w16se w16cid w16 w16cex w16sdtdh w16sdtfl w16du wp14">
   <w:p>
     <w:pPr>
       <w:tabs>
@@ -2297,7 +2314,7 @@
 </file>
 
 <file path=word/styles.xml><?xml version="1.0" encoding="utf-8"?>
-<w:styles xmlns:mc="http://schemas.openxmlformats.org/markup-compatibility/2006" xmlns:r="http://schemas.openxmlformats.org/officeDocument/2006/relationships" xmlns:w="http://schemas.openxmlformats.org/wordprocessingml/2006/main" xmlns:w14="http://schemas.microsoft.com/office/word/2010/wordml" xmlns:w15="http://schemas.microsoft.com/office/word/2012/wordml" xmlns:w16cex="http://schemas.microsoft.com/office/word/2018/wordml/cex" xmlns:w16cid="http://schemas.microsoft.com/office/word/2016/wordml/cid" xmlns:w16="http://schemas.microsoft.com/office/word/2018/wordml" xmlns:w16du="http://schemas.microsoft.com/office/word/2023/wordml/word16du" xmlns:w16sdtdh="http://schemas.microsoft.com/office/word/2020/wordml/sdtdatahash" xmlns:w16sdtfl="http://schemas.microsoft.com/office/word/2024/wordml/sdtformatlock" xmlns:w16se="http://schemas.microsoft.com/office/word/2015/wordml/symex" mc:Ignorable="w14 w15 w16se w16cid w16 w16cex w16sdtdh w16sdtfl w16du">
+<w:styles xmlns:mc="http://schemas.openxmlformats.org/markup-compatibility/2006" xmlns:r="http://schemas.openxmlformats.org/officeDocument/2006/relationships" xmlns:w="http://schemas.openxmlformats.org/wordprocessingml/2006/main" xmlns:w14="http://schemas.microsoft.com/office/word/2010/wordml" xmlns:w15="http://schemas.microsoft.com/office/word/2012/wordml" xmlns:w16cex="http://schemas.microsoft.com/office/word/2018/wordml/cex" xmlns:w16cid="http://schemas.microsoft.com/office/word/2016/wordml/cid" xmlns:w16="http://schemas.microsoft.com/office/word/2018/wordml" xmlns:w16sdtdh="http://schemas.microsoft.com/office/word/2020/wordml/sdtdatahash" xmlns:w16sdtfl="http://schemas.microsoft.com/office/word/2024/wordml/sdtformatlock" xmlns:w16se="http://schemas.microsoft.com/office/word/2015/wordml/symex" xmlns:w16du="http://schemas.microsoft.com/office/word/2023/wordml/word16du" mc:Ignorable="w14 w15 w16se w16cid w16 w16cex w16sdtdh w16sdtfl w16du">
   <w:docDefaults>
     <w:rPrDefault>
       <w:rPr>
